--- a/Templates/промежуточные_особые/принятие после БД.docx
+++ b/Templates/промежуточные_особые/принятие после БД.docx
@@ -58,7 +58,7 @@
               </wp:inline>
             </w:drawing>
           </mc:Choice>
-          <mc:Fallback xmlns:a="http://schemas.openxmlformats.org/drawingml/2006/main" xmlns:w15="http://schemas.microsoft.com/office/word/2012/wordml">
+          <mc:Fallback xmlns:w15="http://schemas.microsoft.com/office/word/2012/wordml" xmlns:a="http://schemas.openxmlformats.org/drawingml/2006/main">
             <w:pict>
               <v:shapetype type="#_x0000_t75" o:spt="75" coordsize="21600,21600" o:preferrelative="t" path="m@4@5l@4@11@9@11@9@5xe">
                 <v:formulas>
@@ -146,61 +146,7 @@
           <w:szCs w:val="22"/>
           <w:lang w:val="en-US"/>
         </w:rPr>
-        <w:t>http://www.</w:t>
-      </w:r>
-      <w:proofErr w:type="spellStart"/>
-      <w:r>
-        <w:rPr>
-          <w:sz w:val="22"/>
-          <w:szCs w:val="22"/>
-          <w:lang w:val="en-US"/>
-        </w:rPr>
-        <w:t>rostov</w:t>
-      </w:r>
-      <w:proofErr w:type="spellEnd"/>
-      <w:r>
-        <w:rPr>
-          <w:sz w:val="22"/>
-          <w:szCs w:val="22"/>
-          <w:lang w:val="en-US"/>
-        </w:rPr>
-        <w:t>.</w:t>
-      </w:r>
-      <w:proofErr w:type="spellStart"/>
-      <w:r>
-        <w:rPr>
-          <w:sz w:val="22"/>
-          <w:szCs w:val="22"/>
-          <w:lang w:val="en-US"/>
-        </w:rPr>
-        <w:t>arbitr</w:t>
-      </w:r>
-      <w:proofErr w:type="spellEnd"/>
-      <w:r>
-        <w:rPr>
-          <w:sz w:val="22"/>
-          <w:szCs w:val="22"/>
-          <w:lang w:val="en-US"/>
-        </w:rPr>
-        <w:t>.</w:t>
-      </w:r>
-      <w:proofErr w:type="spellStart"/>
-      <w:r>
-        <w:rPr>
-          <w:sz w:val="22"/>
-          <w:szCs w:val="22"/>
-          <w:lang w:val="en-US"/>
-        </w:rPr>
-        <w:t>ru</w:t>
-      </w:r>
-      <w:proofErr w:type="spellEnd"/>
-      <w:r>
-        <w:rPr>
-          <w:sz w:val="22"/>
-          <w:szCs w:val="22"/>
-          <w:lang w:val="en-US"/>
-        </w:rPr>
-        <w:t xml:space="preserve">; </w:t>
+        <w:t xml:space="preserve">http://www.rostov.arbitr.ru; </w:t>
       </w:r>
       <w:r>
         <w:rPr>
@@ -217,97 +163,17 @@
         </w:rPr>
         <w:t xml:space="preserve">-mail: </w:t>
       </w:r>
-      <w:r>
-        <w:rPr>
-          <w:sz w:val="22"/>
-          <w:szCs w:val="22"/>
-        </w:rPr>
-        <w:fldChar w:fldCharType="begin"/>
-      </w:r>
-      <w:r>
-        <w:rPr>
-          <w:sz w:val="22"/>
-          <w:szCs w:val="22"/>
-          <w:lang w:val="en-US"/>
-        </w:rPr>
-        <w:instrText xml:space="preserve"> HYPERLINK "mailto:info@rostov.arbitr.ru" \o "mailto:info@rostov.arbitr.ru" </w:instrText>
-      </w:r>
-      <w:r>
-        <w:rPr>
-          <w:sz w:val="22"/>
-          <w:szCs w:val="22"/>
-        </w:rPr>
-        <w:fldChar w:fldCharType="separate"/>
-      </w:r>
-      <w:r>
-        <w:rPr>
-          <w:rStyle w:val="afc"/>
-          <w:sz w:val="22"/>
-          <w:szCs w:val="22"/>
-          <w:lang w:val="en-US"/>
-        </w:rPr>
-        <w:t>info@</w:t>
-      </w:r>
-      <w:proofErr w:type="spellStart"/>
-      <w:r>
-        <w:rPr>
-          <w:rStyle w:val="afc"/>
-          <w:sz w:val="22"/>
-          <w:szCs w:val="22"/>
-          <w:lang w:val="en-US"/>
-        </w:rPr>
-        <w:t>rostov</w:t>
-      </w:r>
-      <w:proofErr w:type="spellEnd"/>
-      <w:r>
-        <w:rPr>
-          <w:rStyle w:val="afc"/>
-          <w:sz w:val="22"/>
-          <w:szCs w:val="22"/>
-          <w:lang w:val="en-US"/>
-        </w:rPr>
-        <w:t>.</w:t>
-      </w:r>
-      <w:proofErr w:type="spellStart"/>
-      <w:r>
-        <w:rPr>
-          <w:rStyle w:val="afc"/>
-          <w:sz w:val="22"/>
-          <w:szCs w:val="22"/>
-          <w:lang w:val="en-US"/>
-        </w:rPr>
-        <w:t>arbitr</w:t>
-      </w:r>
-      <w:proofErr w:type="spellEnd"/>
-      <w:r>
-        <w:rPr>
-          <w:rStyle w:val="afc"/>
-          <w:sz w:val="22"/>
-          <w:szCs w:val="22"/>
-          <w:lang w:val="en-US"/>
-        </w:rPr>
-        <w:t>.</w:t>
-      </w:r>
-      <w:proofErr w:type="spellStart"/>
-      <w:r>
-        <w:rPr>
-          <w:rStyle w:val="afc"/>
-          <w:sz w:val="22"/>
-          <w:szCs w:val="22"/>
-          <w:lang w:val="en-US"/>
-        </w:rPr>
-        <w:t>ru</w:t>
-      </w:r>
-      <w:proofErr w:type="spellEnd"/>
-      <w:r>
-        <w:rPr>
-          <w:rStyle w:val="afc"/>
-          <w:sz w:val="22"/>
-          <w:szCs w:val="22"/>
-          <w:lang w:val="en-US"/>
-        </w:rPr>
-        <w:fldChar w:fldCharType="end"/>
-      </w:r>
+      <w:hyperlink r:id="rId16" w:tooltip="mailto:info@rostov.arbitr.ru" w:history="1">
+        <w:r>
+          <w:rPr>
+            <w:rStyle w:val="afc"/>
+            <w:sz w:val="22"/>
+            <w:szCs w:val="22"/>
+            <w:lang w:val="en-US"/>
+          </w:rPr>
+          <w:t>info@rostov.arbitr.ru</w:t>
+        </w:r>
+      </w:hyperlink>
     </w:p>
     <w:p>
       <w:pPr>
@@ -404,7 +270,7 @@
     <w:p>
       <w:pPr>
         <w:tabs>
-          <w:tab w:pos="9354" w:val="right"/>
+          <w:tab w:val="right" w:pos="9354"/>
         </w:tabs>
         <w:rPr>
           <w:sz w:val="22"/>
@@ -427,24 +293,6 @@
           <w:szCs w:val="22"/>
         </w:rPr>
         <w:tab/>
-      </w:r>
-      <w:r>
-        <w:rPr>
-          <w:sz w:val="22"/>
-          <w:szCs w:val="22"/>
-        </w:rPr>
-      </w:r>
-      <w:r>
-        <w:rPr>
-          <w:sz w:val="22"/>
-          <w:szCs w:val="22"/>
-        </w:rPr>
-      </w:r>
-      <w:r>
-        <w:rPr>
-          <w:sz w:val="22"/>
-          <w:szCs w:val="22"/>
-        </w:rPr>
         <w:t xml:space="preserve">Дело № </w:t>
       </w:r>
       <w:r>
@@ -801,7 +649,23 @@
           <w:sz w:val="22"/>
           <w:szCs w:val="22"/>
         </w:rPr>
+        <w:t xml:space="preserve"> </w:t>
+      </w:r>
+      <w:bookmarkStart w:id="0" w:name="_GoBack"/>
+      <w:bookmarkEnd w:id="0"/>
+      <w:r>
+        <w:rPr>
+          <w:sz w:val="22"/>
+          <w:szCs w:val="22"/>
+        </w:rPr>
         <w:t>[67]</w:t>
+      </w:r>
+      <w:r>
+        <w:rPr>
+          <w:sz w:val="22"/>
+          <w:szCs w:val="22"/>
+        </w:rPr>
+        <w:t xml:space="preserve"> </w:t>
       </w:r>
       <w:r>
         <w:rPr>
@@ -1254,8 +1118,6 @@
         </w:rPr>
         <w:t>.</w:t>
       </w:r>
-      <w:bookmarkStart w:id="0" w:name="_GoBack"/>
-      <w:bookmarkEnd w:id="0"/>
     </w:p>
     <w:p>
       <w:pPr>
@@ -1361,7 +1223,7 @@
         <w:lastRenderedPageBreak/>
         <w:t xml:space="preserve">Разъяснить лицам, участвующим в деле, что с информацией о движении дела можно ознакомиться на официальном сайте Арбитражного суда Ростовской области в сети Интернет: </w:t>
       </w:r>
-      <w:hyperlink r:id="rId16" w:tooltip="http://rostov.arbitr.ru/" w:history="1">
+      <w:hyperlink r:id="rId17" w:tooltip="http://rostov.arbitr.ru/" w:history="1">
         <w:r>
           <w:rPr>
             <w:rStyle w:val="afc"/>
@@ -1446,7 +1308,7 @@
         </w:rPr>
         <w:t xml:space="preserve">. 1 п. 36 пленума № 40, в силу </w:t>
       </w:r>
-      <w:hyperlink r:id="rId17" w:tooltip="https://login.consultant.ru/link/?req=doc&amp;base=LAW&amp;n=482731&amp;dst=1988" w:history="1">
+      <w:hyperlink r:id="rId18" w:tooltip="https://login.consultant.ru/link/?req=doc&amp;base=LAW&amp;n=482731&amp;dst=1988" w:history="1">
         <w:r>
           <w:rPr>
             <w:rStyle w:val="afc"/>
@@ -1467,7 +1329,7 @@
         </w:rPr>
         <w:t xml:space="preserve"> и </w:t>
       </w:r>
-      <w:hyperlink r:id="rId18" w:tooltip="https://login.consultant.ru/link/?req=doc&amp;base=LAW&amp;n=482731&amp;dst=1992" w:history="1">
+      <w:hyperlink r:id="rId19" w:tooltip="https://login.consultant.ru/link/?req=doc&amp;base=LAW&amp;n=482731&amp;dst=1992" w:history="1">
         <w:r>
           <w:rPr>
             <w:rStyle w:val="afc"/>
@@ -1536,7 +1398,7 @@
     <w:p>
       <w:pPr>
         <w:tabs>
-          <w:tab w:pos="9354" w:val="right"/>
+          <w:tab w:val="right" w:pos="9354"/>
         </w:tabs>
         <w:rPr>
           <w:sz w:val="22"/>
@@ -1550,6 +1412,12 @@
           <w:szCs w:val="22"/>
         </w:rPr>
         <w:t>Судья</w:t>
+      </w:r>
+      <w:r>
+        <w:rPr>
+          <w:sz w:val="22"/>
+          <w:szCs w:val="22"/>
+        </w:rPr>
         <w:tab/>
       </w:r>
       <w:r>
@@ -1570,12 +1438,12 @@
       </w:pPr>
     </w:p>
     <w:sectPr>
-      <w:headerReference w:type="even" r:id="rId19"/>
-      <w:headerReference w:type="default" r:id="rId20"/>
-      <w:footerReference w:type="even" r:id="rId21"/>
-      <w:footerReference w:type="default" r:id="rId22"/>
-      <w:headerReference w:type="first" r:id="rId23"/>
-      <w:footerReference w:type="first" r:id="rId24"/>
+      <w:headerReference w:type="even" r:id="rId20"/>
+      <w:headerReference w:type="default" r:id="rId21"/>
+      <w:footerReference w:type="even" r:id="rId22"/>
+      <w:footerReference w:type="default" r:id="rId23"/>
+      <w:headerReference w:type="first" r:id="rId24"/>
+      <w:footerReference w:type="first" r:id="rId25"/>
       <w:pgSz w:w="11906" w:h="16838"/>
       <w:pgMar w:top="1134" w:right="851" w:bottom="1134" w:left="1701" w:header="709" w:footer="709" w:gutter="0"/>
       <w:cols w:space="708"/>
@@ -26605,7 +26473,7 @@
 </file>
 
 <file path=customXml/itemProps1.xml><?xml version="1.0" encoding="utf-8"?>
-<ds:datastoreItem xmlns:ds="http://schemas.openxmlformats.org/officeDocument/2006/customXml" ds:itemID="{B55F1C75-8418-4DA1-8F79-05B02AC41CEB}">
+<ds:datastoreItem xmlns:ds="http://schemas.openxmlformats.org/officeDocument/2006/customXml" ds:itemID="{F8A521FF-ADCE-4757-BB2B-8E4C2EBA7796}">
   <ds:schemaRefs>
     <ds:schemaRef ds:uri="http://schemas.openxmlformats.org/officeDocument/2006/bibliography"/>
   </ds:schemaRefs>
